--- a/ПАРАЛЛЕЛЬНЫЙ РЕГИСТР.docx
+++ b/ПАРАЛЛЕЛЬНЫЙ РЕГИСТР.docx
@@ -414,13 +414,31 @@
       </w:r>
       <w:proofErr w:type="gramEnd"/>
       <w:r>
-        <w:t xml:space="preserve"> В ВИДЕ КОДА </w:t>
+        <w:t xml:space="preserve"> В ВИДЕ КОДА 00100011</w:t>
+      </w:r>
+    </w:p>
+    <w:p>
+      <w:r>
+        <w:t xml:space="preserve">3. </w:t>
+      </w:r>
+      <w:r>
+        <w:t>ПАРАЛЛЕЛЬНО – ПОСЛЕДОВАТЕЛЬНЫЙ РЕГИСТР</w:t>
+      </w:r>
+    </w:p>
+    <w:p>
+      <w:r>
+        <w:t xml:space="preserve">ВХОДНОЙ ПАРАЛЛЕЛЬНЫЙ </w:t>
+      </w:r>
+      <w:proofErr w:type="gramStart"/>
+      <w:r>
+        <w:t>КОД  -</w:t>
+      </w:r>
+      <w:proofErr w:type="gramEnd"/>
+      <w:r>
+        <w:t xml:space="preserve"> 0100011 (ЧИСЛО 35), ВЫХОДНОЙ ПОСЛЕДОВАТЕЛЬНЫЙ КОД – 0100011-0 </w:t>
       </w:r>
       <w:bookmarkStart w:id="0" w:name="_GoBack"/>
       <w:bookmarkEnd w:id="0"/>
-      <w:r>
-        <w:t>00100011</w:t>
-      </w:r>
     </w:p>
     <w:p/>
     <w:p/>
